--- a/resources/form_templates/estandar/Compromiso_de_Integridad_de_Proveedores.docx
+++ b/resources/form_templates/estandar/Compromiso_de_Integridad_de_Proveedores.docx
@@ -554,7 +554,7 @@
           <w:rFonts w:ascii="Arial" w:hAnsi="Arial" w:cs="Arial"/>
           <w:lang w:val="en-US"/>
         </w:rPr>
-        <w:t xml:space="preserve">[Firma del gerente de su empresa]</w:t>
+        <w:t xml:space="preserve">${img_firma}</w:t>
       </w:r>
       <w:r>
         <w:rPr>
@@ -567,7 +567,7 @@
         <w:rPr>
           <w:rFonts w:ascii="Arial" w:hAnsi="Arial" w:cs="Arial"/>
         </w:rPr>
-        <w:t xml:space="preserve">[Sello de su empresa]</w:t>
+        <w:t xml:space="preserve">${img_sello}</w:t>
       </w:r>
     </w:p>
     <w:p>

--- a/resources/form_templates/estandar/Compromiso_de_Integridad_de_Proveedores.docx
+++ b/resources/form_templates/estandar/Compromiso_de_Integridad_de_Proveedores.docx
@@ -117,7 +117,7 @@
           <w:shd w:val="clear" w:color="auto" w:fill="FFFFFF"/>
           <w:lang w:val="es-DO" w:eastAsia="es-ES_tradnl"/>
         </w:rPr>
-        <w:t xml:space="preserve">402-1119954-8</w:t>
+        <w:t xml:space="preserve">${rep_cedula}</w:t>
       </w:r>
       <w:r>
         <w:rPr>
@@ -519,7 +519,7 @@
           <w:shd w:val="clear" w:color="auto" w:fill="FFFFFF"/>
           <w:lang w:val="es-DO" w:eastAsia="es-ES_tradnl"/>
         </w:rPr>
-        <w:t xml:space="preserve">a los dieciocho (18) días de marzo del año dos mil veintiséis (2026)</w:t>
+        <w:t xml:space="preserve">a los ${dia} (${dia_letras}) días de ${mes} del año ${anio_letras} (${anio})</w:t>
       </w:r>
       <w:r>
         <w:rPr>
